--- a/assets/docs/Opeyemi_Agboola_CV.docx
+++ b/assets/docs/Opeyemi_Agboola_CV.docx
@@ -35,26 +35,20 @@
             </w:pPr>
             <w:r>
               <w:rPr>
-                <w:rFonts w:ascii="Liberation Sans" w:hAnsi="Liberation Sans"/>
                 <w:b/>
                 <w:color w:val="FFFFFF"/>
-                <w:sz w:val="44"/>
+                <w:sz w:val="26"/>
               </w:rPr>
               <w:t>OPEYEMI O. AGBOOLA</w:t>
+              <w:br/>
             </w:r>
-          </w:p>
-          <w:p>
-            <w:pPr>
-              <w:spacing w:after="20"/>
-            </w:pPr>
             <w:r>
               <w:rPr>
-                <w:rFonts w:ascii="Liberation Sans" w:hAnsi="Liberation Sans"/>
                 <w:b/>
-                <w:color w:val="A7E6E2"/>
-                <w:sz w:val="22"/>
+                <w:color w:val="B7E2E0"/>
+                <w:sz w:val="17"/>
               </w:rPr>
-              <w:t>DATA, RESEARCH &amp; STRATEGY ANALYST</w:t>
+              <w:t>HEALTH DATA ANALYST  •  PUBLIC HEALTH RESEARCHER  •  ANALYTICS CONSULTANT</w:t>
             </w:r>
           </w:p>
           <w:p>
@@ -63,12 +57,11 @@
             </w:pPr>
             <w:r>
               <w:rPr>
-                <w:rFonts w:ascii="Liberation Sans" w:hAnsi="Liberation Sans"/>
                 <w:b/>
-                <w:color w:val="D4E7F0"/>
-                <w:sz w:val="15"/>
+                <w:color w:val="FFFFFF"/>
+                <w:sz w:val="17"/>
               </w:rPr>
-              <w:t>ANALYTICS  •  INSIGHTS  •  BUSINESS INTELLIGENCE  •  EVIDENCE &amp; EVALUATION</w:t>
+              <w:t>HEALTH DATA  •  RESEARCH  •  BUSINESS INTELLIGENCE  •  DECISION SUPPORT</w:t>
             </w:r>
           </w:p>
         </w:tc>
@@ -170,12 +163,7 @@
         <w:spacing w:after="80" w:line="247" w:lineRule="auto"/>
       </w:pPr>
       <w:r>
-        <w:rPr>
-          <w:rFonts w:ascii="Liberation Sans" w:hAnsi="Liberation Sans"/>
-          <w:color w:val="1F2933"/>
-          <w:sz w:val="18"/>
-        </w:rPr>
-        <w:t>Data and research professional with experience turning complex quantitative, qualitative and operational evidence into decisions across health, consulting, real estate, education and research settings. Works across the full evidence cycle - from research design, data cleaning and statistical analysis to dashboards, evaluation frameworks, insight synthesis and executive-ready reporting. Combines an MPH with a top-1% degree in Demography &amp; Social Statistics and hands-on use of R, SQL, Power BI, Stata, SPSS, Python and Excel. Comfortable moving between technical analysis, business questions and stakeholder-facing delivery.</w:t>
+        <w:t>Health data, research and analytics professional with experience turning complex quantitative, qualitative and operational evidence into decisions across public health, consulting and research settings. Works across the full evidence cycle - from research design, data cleaning and statistical analysis to dashboards, evaluation frameworks, insight synthesis and executive-ready reporting. Combines an MPH with a top-1% degree in Demography &amp; Social Statistics and hands-on use of R, SQL, Power BI, Stata, SPSS, Python and Excel. Comfortable moving between technical analysis, health-system questions and stakeholder-facing delivery.</w:t>
       </w:r>
     </w:p>
     <w:tbl>
@@ -378,18 +366,8 @@
             </w:tcBorders>
           </w:tcPr>
           <w:p>
-            <w:pPr>
-              <w:pStyle w:val="CVRole"/>
-              <w:keepNext/>
-            </w:pPr>
             <w:r>
-              <w:rPr>
-                <w:rFonts w:ascii="Liberation Sans" w:hAnsi="Liberation Sans"/>
-                <w:b/>
-                <w:color w:val="1F2933"/>
-                <w:sz w:val="19"/>
-              </w:rPr>
-              <w:t>Co-Founder &amp; Chief Operating Officer</w:t>
+              <w:t>Founder &amp; Lead Consultant</w:t>
             </w:r>
           </w:p>
         </w:tc>
@@ -410,18 +388,8 @@
             </w:tcBorders>
           </w:tcPr>
           <w:p>
-            <w:pPr>
-              <w:keepNext/>
-              <w:jc w:val="right"/>
-            </w:pPr>
             <w:r>
-              <w:rPr>
-                <w:rFonts w:ascii="Liberation Sans" w:hAnsi="Liberation Sans"/>
-                <w:b/>
-                <w:color w:val="536777"/>
-                <w:sz w:val="17"/>
-              </w:rPr>
-              <w:t>Oct 2025 - Present</w:t>
+              <w:t>2026 - Present</w:t>
             </w:r>
           </w:p>
         </w:tc>
@@ -433,21 +401,25 @@
         <w:spacing w:after="16"/>
       </w:pPr>
       <w:r>
-        <w:rPr>
-          <w:rFonts w:ascii="Liberation Sans" w:hAnsi="Liberation Sans"/>
-          <w:b/>
-          <w:color w:val="0B8F8A"/>
-          <w:sz w:val="18"/>
-        </w:rPr>
-        <w:t>AMDOR Analytics Ltd</w:t>
+        <w:t xml:space="preserve">ONE Light Analytics  |  Lagos, Nigeria / Remote  |  </w:t>
       </w:r>
+      <w:hyperlink r:id="rId12">
+        <w:r>
+          <w:rPr>
+            <w:color w:val="009C95"/>
+            <w:u w:val="single"/>
+          </w:rPr>
+          <w:t>onelightanalytics.com</w:t>
+        </w:r>
+      </w:hyperlink>
+    </w:p>
+    <w:p>
+      <w:pPr>
+        <w:spacing w:after="16" w:line="240" w:lineRule="auto"/>
+        <w:ind w:left="187" w:hanging="130"/>
+      </w:pPr>
       <w:r>
-        <w:rPr>
-          <w:rFonts w:ascii="Liberation Sans" w:hAnsi="Liberation Sans"/>
-          <w:color w:val="536777"/>
-          <w:sz w:val="17"/>
-        </w:rPr>
-        <w:t xml:space="preserve">  |  Lagos, Nigeria / Remote</w:t>
+        <w:t>•  Building an analytics and decision-intelligence consultancy that helps organisations translate commercial, operational and research data into stronger decisions, strategy and performance.</w:t>
       </w:r>
     </w:p>
     <w:p>
@@ -456,42 +428,7 @@
         <w:ind w:left="187" w:hanging="130"/>
       </w:pPr>
       <w:r>
-        <w:rPr>
-          <w:b/>
-          <w:color w:val="0B8F8A"/>
-          <w:sz w:val="17"/>
-        </w:rPr>
-        <w:t xml:space="preserve">•  </w:t>
-      </w:r>
-      <w:r>
-        <w:rPr>
-          <w:rFonts w:ascii="Liberation Sans" w:hAnsi="Liberation Sans"/>
-          <w:color w:val="1F2933"/>
-          <w:sz w:val="17"/>
-        </w:rPr>
-        <w:t>Co-lead strategy and operations for a data and technology education company, translating growth priorities into programmes, delivery systems, staffing plans and quality standards.</w:t>
-      </w:r>
-    </w:p>
-    <w:p>
-      <w:pPr>
-        <w:spacing w:after="16" w:line="240" w:lineRule="auto"/>
-        <w:ind w:left="187" w:hanging="130"/>
-      </w:pPr>
-      <w:r>
-        <w:rPr>
-          <w:b/>
-          <w:color w:val="0B8F8A"/>
-          <w:sz w:val="17"/>
-        </w:rPr>
-        <w:t xml:space="preserve">•  </w:t>
-      </w:r>
-      <w:r>
-        <w:rPr>
-          <w:rFonts w:ascii="Liberation Sans" w:hAnsi="Liberation Sans"/>
-          <w:color w:val="1F2933"/>
-          <w:sz w:val="17"/>
-        </w:rPr>
-        <w:t>Work with instructors and academic leads to refine analytics curricula and practical projects, while building SOPs and performance routines that support consistent execution.</w:t>
+        <w:t>•  Lead analytical problem framing, research design, insight development and client-facing delivery across revenue intelligence, market growth, health data and other evidence-led business questions.</w:t>
       </w:r>
     </w:p>
     <w:tbl>
@@ -1442,13 +1379,7 @@
               <w:spacing w:after="40"/>
             </w:pPr>
             <w:r>
-              <w:rPr>
-                <w:rFonts w:ascii="Liberation Sans" w:hAnsi="Liberation Sans"/>
-                <w:b/>
-                <w:color w:val="123047"/>
-                <w:sz w:val="19"/>
-              </w:rPr>
-              <w:t>Maternal Continuity of Care in Nigeria</w:t>
+              <w:t>Maternal Continuum of Care in Nigeria</w:t>
             </w:r>
           </w:p>
           <w:p>
@@ -1493,27 +1424,10 @@
             </w:tcMar>
           </w:tcPr>
           <w:p>
-            <w:pPr>
-              <w:jc w:val="right"/>
-            </w:pPr>
             <w:r>
-              <w:rPr>
-                <w:rFonts w:ascii="Liberation Sans" w:hAnsi="Liberation Sans"/>
-                <w:b/>
-                <w:color w:val="536777"/>
-                <w:sz w:val="17"/>
-              </w:rPr>
               <w:t>2026</w:t>
               <w:br/>
-            </w:r>
-            <w:r>
-              <w:rPr>
-                <w:rFonts w:ascii="Liberation Sans" w:hAnsi="Liberation Sans"/>
-                <w:b/>
-                <w:color w:val="0B8F8A"/>
-                <w:sz w:val="15"/>
-              </w:rPr>
-              <w:t>IN PROGRESS</w:t>
+              <w:t>COMPLETED</w:t>
             </w:r>
           </w:p>
         </w:tc>
@@ -1528,7 +1442,7 @@
         </w:pBdr>
       </w:pPr>
       <w:r>
-        <w:t>EDUCATION &amp; SELECTED RESEARCH</w:t>
+        <w:t>EDUCATION &amp; CURRENT FOCUS</w:t>
       </w:r>
     </w:p>
     <w:tbl>
@@ -1557,151 +1471,26 @@
             </w:tcMar>
           </w:tcPr>
           <w:p>
-            <w:pPr>
-              <w:spacing w:after="20"/>
-            </w:pPr>
             <w:r>
-              <w:rPr>
-                <w:rFonts w:ascii="Liberation Sans" w:hAnsi="Liberation Sans"/>
-                <w:b/>
-                <w:color w:val="123047"/>
-                <w:sz w:val="18"/>
-              </w:rPr>
               <w:t>EDUCATION</w:t>
-            </w:r>
-          </w:p>
-          <w:p>
-            <w:pPr>
-              <w:spacing w:after="10"/>
-            </w:pPr>
-            <w:r>
-              <w:rPr>
-                <w:rFonts w:ascii="Liberation Sans" w:hAnsi="Liberation Sans"/>
-                <w:b/>
-                <w:color w:val="1F2933"/>
-                <w:sz w:val="17"/>
-              </w:rPr>
+              <w:br/>
               <w:t>Master of Public Health (MPH)</w:t>
-            </w:r>
-          </w:p>
-          <w:p>
-            <w:pPr>
-              <w:spacing w:after="20"/>
-            </w:pPr>
-            <w:r>
-              <w:rPr>
-                <w:rFonts w:ascii="Liberation Sans" w:hAnsi="Liberation Sans"/>
-                <w:color w:val="536777"/>
-                <w:sz w:val="16"/>
-              </w:rPr>
+              <w:br/>
               <w:t>Babcock University, Ilishan-Remo, Nigeria  |  2024 - 2026</w:t>
-            </w:r>
-          </w:p>
-          <w:p>
-            <w:pPr>
-              <w:spacing w:after="10"/>
-            </w:pPr>
-            <w:r>
-              <w:rPr>
-                <w:rFonts w:ascii="Liberation Sans" w:hAnsi="Liberation Sans"/>
-                <w:b/>
-                <w:color w:val="1F2933"/>
-                <w:sz w:val="17"/>
-              </w:rPr>
+              <w:br/>
+              <w:br/>
               <w:t>B.Sc. (Hons) Demography &amp; Social Statistics (Top 1%)</w:t>
-            </w:r>
-          </w:p>
-          <w:p>
-            <w:pPr>
-              <w:spacing w:after="20"/>
-            </w:pPr>
-            <w:r>
-              <w:rPr>
-                <w:rFonts w:ascii="Liberation Sans" w:hAnsi="Liberation Sans"/>
-                <w:color w:val="536777"/>
-                <w:sz w:val="16"/>
-              </w:rPr>
+              <w:br/>
               <w:t>Federal University Oye-Ekiti, Nigeria  |  2023</w:t>
-            </w:r>
-          </w:p>
-          <w:p>
-            <w:pPr>
-              <w:spacing w:before="60" w:after="20"/>
-            </w:pPr>
-            <w:r>
-              <w:rPr>
-                <w:rFonts w:ascii="Liberation Sans" w:hAnsi="Liberation Sans"/>
-                <w:b/>
-                <w:color w:val="123047"/>
-                <w:sz w:val="18"/>
-              </w:rPr>
-              <w:t>SELECTED RESEARCH</w:t>
-            </w:r>
-          </w:p>
-          <w:p>
-            <w:pPr>
-              <w:spacing w:after="14"/>
-              <w:ind w:left="173" w:hanging="115"/>
-            </w:pPr>
-            <w:r>
-              <w:rPr>
-                <w:b/>
-                <w:color w:val="0B8F8A"/>
-                <w:sz w:val="16"/>
-              </w:rPr>
-              <w:t xml:space="preserve">•  </w:t>
-            </w:r>
-            <w:r>
-              <w:rPr>
-                <w:rFonts w:ascii="Liberation Sans" w:hAnsi="Liberation Sans"/>
-                <w:color w:val="1F2933"/>
-                <w:sz w:val="16"/>
-              </w:rPr>
-              <w:t>Association Between Female Migration and Perinatal Mortality in Nigeria - manuscript under peer review.</w:t>
-            </w:r>
-          </w:p>
-          <w:p>
-            <w:pPr>
-              <w:spacing w:after="14"/>
-              <w:ind w:left="173" w:hanging="115"/>
-            </w:pPr>
-            <w:r>
-              <w:rPr>
-                <w:b/>
-                <w:color w:val="0B8F8A"/>
-                <w:sz w:val="16"/>
-              </w:rPr>
-              <w:t xml:space="preserve">•  </w:t>
-            </w:r>
-            <w:r>
-              <w:rPr>
-                <w:rFonts w:ascii="Liberation Sans" w:hAnsi="Liberation Sans"/>
-                <w:color w:val="1F2933"/>
-                <w:sz w:val="16"/>
-              </w:rPr>
-              <w:t>Investigating the Continuity of Maternal Healthcare for Pregnant Women and New Mothers in Sub-Saharan Africa - systematic review protocol registered on PROSPERO.</w:t>
-            </w:r>
-          </w:p>
-          <w:p>
-            <w:pPr>
-              <w:spacing w:after="14"/>
-              <w:ind w:left="173" w:hanging="115"/>
-            </w:pPr>
-            <w:r>
-              <w:rPr>
-                <w:b/>
-                <w:color w:val="0B8F8A"/>
-                <w:sz w:val="16"/>
-              </w:rPr>
-              <w:t xml:space="preserve">•  </w:t>
-            </w:r>
-            <w:r>
-              <w:rPr>
-                <w:rFonts w:ascii="Liberation Sans" w:hAnsi="Liberation Sans"/>
-                <w:color w:val="1F2933"/>
-                <w:sz w:val="16"/>
-              </w:rPr>
-              <w:t>Women Empowerment and Postnatal Health Checks for Mothers and Newborns in Nigeria - ongoing research.</w:t>
+              <w:br/>
+              <w:br/>
+              <w:t>CURRENT FOCUS</w:t>
+              <w:br/>
+              <w:t>•  Maternal continuum-of-care and health-service pathway analytics.</w:t>
+              <w:br/>
+              <w:t>•  Hospital quality, health systems, population health and health inequality.</w:t>
+              <w:br/>
+              <w:t>•  Decision intelligence, dashboards and evidence products for management and programme action.</w:t>
             </w:r>
           </w:p>
         </w:tc>
@@ -1961,12 +1750,7 @@
       <w:jc w:val="center"/>
     </w:pPr>
     <w:r>
-      <w:rPr>
-        <w:rFonts w:ascii="Liberation Sans" w:hAnsi="Liberation Sans"/>
-        <w:color w:val="7A8A99"/>
-        <w:sz w:val="14"/>
-      </w:rPr>
-      <w:t>OPEYEMI O. AGBOOLA  |  DATA • RESEARCH • STRATEGY • ANALYTICS</w:t>
+      <w:t>OPEYEMI O. AGBOOLA  |  HEALTH DATA • RESEARCH • DECISION INTELLIGENCE</w:t>
     </w:r>
   </w:p>
 </w:ftr>
